--- a/flow/20230914_vu_template/drafts/2024-11-u/04-ПН-Йоаникія.docx
+++ b/flow/20230914_vu_template/drafts/2024-11-u/04-ПН-Йоаникія.docx
@@ -10159,12 +10159,8 @@
     </w:p>
     <w:p>
       <w:pPr>
-        <w:spacing w:after="120"/>
-        <w:rPr>
-          <w:rFonts w:ascii="Times New Roman" w:hAnsi="Times New Roman"/>
-          <w:sz w:val="24"/>
-          <w:szCs w:val="24"/>
-        </w:rPr>
+        <w:pStyle w:val="Normal"/>
+        <w:spacing w:after="120"/>
       </w:pPr>
       <w:r>
         <w:rPr>
@@ -10172,15 +10168,24 @@
           <w:b/>
           <w:color w:val="000000"/>
           <w:sz w:val="24"/>
-          <w:szCs w:val="24"/>
-        </w:rPr>
-        <w:t>Го</w:t>
-      </w:r>
-      <w:r>
-        <w:rPr>
-          <w:rFonts w:ascii="Times New Roman" w:hAnsi="Times New Roman"/>
-          <w:sz w:val="24"/>
-          <w:szCs w:val="24"/>
+        </w:rPr>
+        <w:t xml:space="preserve">Го́споди, взива́ю я до Те́бе, ви́слухай мене́.* </w:t>
+      </w:r>
+      <w:r>
+        <w:rPr>
+          <w:rFonts w:ascii="Times New Roman" w:hAnsi="Times New Roman"/>
+          <w:b/>
+          <w:color w:val="000000"/>
+          <w:sz w:val="24"/>
+        </w:rPr>
+        <w:t>Ви</w:t>
+      </w:r>
+      <w:r>
+        <w:rPr>
+          <w:rFonts w:ascii="Times New Roman" w:hAnsi="Times New Roman"/>
+          <w:b/>
+          <w:color w:val="000000"/>
+          <w:sz w:val="24"/>
         </w:rPr>
         <w:t>́</w:t>
       </w:r>
@@ -10190,15 +10195,69 @@
           <w:b/>
           <w:color w:val="000000"/>
           <w:sz w:val="24"/>
-          <w:szCs w:val="24"/>
+        </w:rPr>
+        <w:t>слухай мене</w:t>
+      </w:r>
+      <w:r>
+        <w:rPr>
+          <w:rFonts w:ascii="Times New Roman" w:hAnsi="Times New Roman"/>
+          <w:b/>
+          <w:color w:val="000000"/>
+          <w:sz w:val="24"/>
+        </w:rPr>
+        <w:t>́</w:t>
+      </w:r>
+      <w:r>
+        <w:rPr>
+          <w:rFonts w:ascii="Times New Roman" w:hAnsi="Times New Roman"/>
+          <w:b/>
+          <w:color w:val="000000"/>
+          <w:sz w:val="24"/>
+        </w:rPr>
+        <w:t>, Го</w:t>
+      </w:r>
+      <w:r>
+        <w:rPr>
+          <w:rFonts w:ascii="Times New Roman" w:hAnsi="Times New Roman"/>
+          <w:b/>
+          <w:color w:val="000000"/>
+          <w:sz w:val="24"/>
+        </w:rPr>
+        <w:t>́</w:t>
+      </w:r>
+      <w:r>
+        <w:rPr>
+          <w:rFonts w:ascii="Times New Roman" w:hAnsi="Times New Roman"/>
+          <w:b/>
+          <w:color w:val="000000"/>
+          <w:sz w:val="24"/>
+        </w:rPr>
+        <w:t>споди.* Го</w:t>
+      </w:r>
+      <w:r>
+        <w:rPr>
+          <w:rFonts w:ascii="Times New Roman" w:hAnsi="Times New Roman"/>
+          <w:b/>
+          <w:color w:val="000000"/>
+          <w:sz w:val="24"/>
+        </w:rPr>
+        <w:t>́</w:t>
+      </w:r>
+      <w:r>
+        <w:rPr>
+          <w:rFonts w:ascii="Times New Roman" w:hAnsi="Times New Roman"/>
+          <w:b/>
+          <w:color w:val="000000"/>
+          <w:sz w:val="24"/>
         </w:rPr>
         <w:t>споди, взива</w:t>
       </w:r>
       <w:r>
         <w:rPr>
           <w:rFonts w:ascii="Times New Roman" w:hAnsi="Times New Roman"/>
-          <w:sz w:val="24"/>
-          <w:szCs w:val="24"/>
+          <w:b/>
+          <w:color w:val="000000"/>
+          <w:sz w:val="24"/>
         </w:rPr>
         <w:t>́</w:t>
       </w:r>
@@ -10208,15 +10267,15 @@
           <w:b/>
           <w:color w:val="000000"/>
           <w:sz w:val="24"/>
-          <w:szCs w:val="24"/>
         </w:rPr>
         <w:t>ю я до Те</w:t>
       </w:r>
       <w:r>
         <w:rPr>
           <w:rFonts w:ascii="Times New Roman" w:hAnsi="Times New Roman"/>
-          <w:sz w:val="24"/>
-          <w:szCs w:val="24"/>
+          <w:b/>
+          <w:color w:val="000000"/>
+          <w:sz w:val="24"/>
         </w:rPr>
         <w:t>́</w:t>
       </w:r>
@@ -10226,15 +10285,15 @@
           <w:b/>
           <w:color w:val="000000"/>
           <w:sz w:val="24"/>
-          <w:szCs w:val="24"/>
         </w:rPr>
         <w:t>бе, ви</w:t>
       </w:r>
       <w:r>
         <w:rPr>
           <w:rFonts w:ascii="Times New Roman" w:hAnsi="Times New Roman"/>
-          <w:sz w:val="24"/>
-          <w:szCs w:val="24"/>
+          <w:b/>
+          <w:color w:val="000000"/>
+          <w:sz w:val="24"/>
         </w:rPr>
         <w:t>́</w:t>
       </w:r>
@@ -10244,15 +10303,15 @@
           <w:b/>
           <w:color w:val="000000"/>
           <w:sz w:val="24"/>
-          <w:szCs w:val="24"/>
         </w:rPr>
         <w:t>слухай мене</w:t>
       </w:r>
       <w:r>
         <w:rPr>
           <w:rFonts w:ascii="Times New Roman" w:hAnsi="Times New Roman"/>
-          <w:sz w:val="24"/>
-          <w:szCs w:val="24"/>
+          <w:b/>
+          <w:color w:val="000000"/>
+          <w:sz w:val="24"/>
         </w:rPr>
         <w:t>́</w:t>
       </w:r>
@@ -10262,15 +10321,15 @@
           <w:b/>
           <w:color w:val="000000"/>
           <w:sz w:val="24"/>
-          <w:szCs w:val="24"/>
-        </w:rPr>
-        <w:t>.* Ви</w:t>
-      </w:r>
-      <w:r>
-        <w:rPr>
-          <w:rFonts w:ascii="Times New Roman" w:hAnsi="Times New Roman"/>
-          <w:sz w:val="24"/>
-          <w:szCs w:val="24"/>
+        </w:rPr>
+        <w:t>.* Почу</w:t>
+      </w:r>
+      <w:r>
+        <w:rPr>
+          <w:rFonts w:ascii="Times New Roman" w:hAnsi="Times New Roman"/>
+          <w:b/>
+          <w:color w:val="000000"/>
+          <w:sz w:val="24"/>
         </w:rPr>
         <w:t>́</w:t>
       </w:r>
@@ -10280,15 +10339,15 @@
           <w:b/>
           <w:color w:val="000000"/>
           <w:sz w:val="24"/>
-          <w:szCs w:val="24"/>
-        </w:rPr>
-        <w:t>слухай мене, Го</w:t>
-      </w:r>
-      <w:r>
-        <w:rPr>
-          <w:rFonts w:ascii="Times New Roman" w:hAnsi="Times New Roman"/>
-          <w:sz w:val="24"/>
-          <w:szCs w:val="24"/>
+        </w:rPr>
+        <w:t>й го</w:t>
+      </w:r>
+      <w:r>
+        <w:rPr>
+          <w:rFonts w:ascii="Times New Roman" w:hAnsi="Times New Roman"/>
+          <w:b/>
+          <w:color w:val="000000"/>
+          <w:sz w:val="24"/>
         </w:rPr>
         <w:t>́</w:t>
       </w:r>
@@ -10298,15 +10357,15 @@
           <w:b/>
           <w:color w:val="000000"/>
           <w:sz w:val="24"/>
-          <w:szCs w:val="24"/>
-        </w:rPr>
-        <w:t>споди.* Го</w:t>
-      </w:r>
-      <w:r>
-        <w:rPr>
-          <w:rFonts w:ascii="Times New Roman" w:hAnsi="Times New Roman"/>
-          <w:sz w:val="24"/>
-          <w:szCs w:val="24"/>
+        </w:rPr>
+        <w:t>лос молі</w:t>
+      </w:r>
+      <w:r>
+        <w:rPr>
+          <w:rFonts w:ascii="Times New Roman" w:hAnsi="Times New Roman"/>
+          <w:b/>
+          <w:color w:val="000000"/>
+          <w:sz w:val="24"/>
         </w:rPr>
         <w:t>́</w:t>
       </w:r>
@@ -10316,15 +10375,15 @@
           <w:b/>
           <w:color w:val="000000"/>
           <w:sz w:val="24"/>
-          <w:szCs w:val="24"/>
-        </w:rPr>
-        <w:t>споди, взива</w:t>
-      </w:r>
-      <w:r>
-        <w:rPr>
-          <w:rFonts w:ascii="Times New Roman" w:hAnsi="Times New Roman"/>
-          <w:sz w:val="24"/>
-          <w:szCs w:val="24"/>
+        </w:rPr>
+        <w:t>ння мого</w:t>
+      </w:r>
+      <w:r>
+        <w:rPr>
+          <w:rFonts w:ascii="Times New Roman" w:hAnsi="Times New Roman"/>
+          <w:b/>
+          <w:color w:val="000000"/>
+          <w:sz w:val="24"/>
         </w:rPr>
         <w:t>́</w:t>
       </w:r>
@@ -10334,15 +10393,15 @@
           <w:b/>
           <w:color w:val="000000"/>
           <w:sz w:val="24"/>
-          <w:szCs w:val="24"/>
-        </w:rPr>
-        <w:t>ю я до Те</w:t>
-      </w:r>
-      <w:r>
-        <w:rPr>
-          <w:rFonts w:ascii="Times New Roman" w:hAnsi="Times New Roman"/>
-          <w:sz w:val="24"/>
-          <w:szCs w:val="24"/>
+        </w:rPr>
+        <w:t>,* коли</w:t>
+      </w:r>
+      <w:r>
+        <w:rPr>
+          <w:rFonts w:ascii="Times New Roman" w:hAnsi="Times New Roman"/>
+          <w:b/>
+          <w:color w:val="000000"/>
+          <w:sz w:val="24"/>
         </w:rPr>
         <w:t>́</w:t>
       </w:r>
@@ -10352,15 +10411,15 @@
           <w:b/>
           <w:color w:val="000000"/>
           <w:sz w:val="24"/>
-          <w:szCs w:val="24"/>
-        </w:rPr>
-        <w:t>бе, ви</w:t>
-      </w:r>
-      <w:r>
-        <w:rPr>
-          <w:rFonts w:ascii="Times New Roman" w:hAnsi="Times New Roman"/>
-          <w:sz w:val="24"/>
-          <w:szCs w:val="24"/>
+        </w:rPr>
+        <w:t xml:space="preserve"> взива</w:t>
+      </w:r>
+      <w:r>
+        <w:rPr>
+          <w:rFonts w:ascii="Times New Roman" w:hAnsi="Times New Roman"/>
+          <w:b/>
+          <w:color w:val="000000"/>
+          <w:sz w:val="24"/>
         </w:rPr>
         <w:t>́</w:t>
       </w:r>
@@ -10370,15 +10429,51 @@
           <w:b/>
           <w:color w:val="000000"/>
           <w:sz w:val="24"/>
-          <w:szCs w:val="24"/>
+        </w:rPr>
+        <w:t>ю до Те</w:t>
+      </w:r>
+      <w:r>
+        <w:rPr>
+          <w:rFonts w:ascii="Times New Roman" w:hAnsi="Times New Roman"/>
+          <w:b/>
+          <w:color w:val="000000"/>
+          <w:sz w:val="24"/>
+        </w:rPr>
+        <w:t>́</w:t>
+      </w:r>
+      <w:r>
+        <w:rPr>
+          <w:rFonts w:ascii="Times New Roman" w:hAnsi="Times New Roman"/>
+          <w:b/>
+          <w:color w:val="000000"/>
+          <w:sz w:val="24"/>
+        </w:rPr>
+        <w:t>бе.* Ви</w:t>
+      </w:r>
+      <w:r>
+        <w:rPr>
+          <w:rFonts w:ascii="Times New Roman" w:hAnsi="Times New Roman"/>
+          <w:b/>
+          <w:color w:val="000000"/>
+          <w:sz w:val="24"/>
+        </w:rPr>
+        <w:t>́</w:t>
+      </w:r>
+      <w:r>
+        <w:rPr>
+          <w:rFonts w:ascii="Times New Roman" w:hAnsi="Times New Roman"/>
+          <w:b/>
+          <w:color w:val="000000"/>
+          <w:sz w:val="24"/>
         </w:rPr>
         <w:t>слухай мене</w:t>
       </w:r>
       <w:r>
         <w:rPr>
           <w:rFonts w:ascii="Times New Roman" w:hAnsi="Times New Roman"/>
-          <w:sz w:val="24"/>
-          <w:szCs w:val="24"/>
+          <w:b/>
+          <w:color w:val="000000"/>
+          <w:sz w:val="24"/>
         </w:rPr>
         <w:t>́</w:t>
       </w:r>
@@ -10388,15 +10483,15 @@
           <w:b/>
           <w:color w:val="000000"/>
           <w:sz w:val="24"/>
-          <w:szCs w:val="24"/>
-        </w:rPr>
-        <w:t>.* Почу</w:t>
-      </w:r>
-      <w:r>
-        <w:rPr>
-          <w:rFonts w:ascii="Times New Roman" w:hAnsi="Times New Roman"/>
-          <w:sz w:val="24"/>
-          <w:szCs w:val="24"/>
+        </w:rPr>
+        <w:t>, Го</w:t>
+      </w:r>
+      <w:r>
+        <w:rPr>
+          <w:rFonts w:ascii="Times New Roman" w:hAnsi="Times New Roman"/>
+          <w:b/>
+          <w:color w:val="000000"/>
+          <w:sz w:val="24"/>
         </w:rPr>
         <w:t>́</w:t>
       </w:r>
@@ -10406,15 +10501,30 @@
           <w:b/>
           <w:color w:val="000000"/>
           <w:sz w:val="24"/>
-          <w:szCs w:val="24"/>
-        </w:rPr>
-        <w:t>й го</w:t>
-      </w:r>
-      <w:r>
-        <w:rPr>
-          <w:rFonts w:ascii="Times New Roman" w:hAnsi="Times New Roman"/>
-          <w:sz w:val="24"/>
-          <w:szCs w:val="24"/>
+        </w:rPr>
+        <w:t>споди.</w:t>
+      </w:r>
+    </w:p>
+    <w:p>
+      <w:pPr>
+        <w:pStyle w:val="Normal"/>
+        <w:spacing w:after="120"/>
+      </w:pPr>
+      <w:r>
+        <w:rPr>
+          <w:rFonts w:ascii="Times New Roman" w:hAnsi="Times New Roman"/>
+          <w:b/>
+          <w:color w:val="000000"/>
+          <w:sz w:val="24"/>
+        </w:rPr>
+        <w:t>Неха</w:t>
+      </w:r>
+      <w:r>
+        <w:rPr>
+          <w:rFonts w:ascii="Times New Roman" w:hAnsi="Times New Roman"/>
+          <w:b/>
+          <w:color w:val="000000"/>
+          <w:sz w:val="24"/>
         </w:rPr>
         <w:t>́</w:t>
       </w:r>
@@ -10424,15 +10534,15 @@
           <w:b/>
           <w:color w:val="000000"/>
           <w:sz w:val="24"/>
-          <w:szCs w:val="24"/>
-        </w:rPr>
-        <w:t>лос молі</w:t>
-      </w:r>
-      <w:r>
-        <w:rPr>
-          <w:rFonts w:ascii="Times New Roman" w:hAnsi="Times New Roman"/>
-          <w:sz w:val="24"/>
-          <w:szCs w:val="24"/>
+        </w:rPr>
+        <w:t>й піднесе</w:t>
+      </w:r>
+      <w:r>
+        <w:rPr>
+          <w:rFonts w:ascii="Times New Roman" w:hAnsi="Times New Roman"/>
+          <w:b/>
+          <w:color w:val="000000"/>
+          <w:sz w:val="24"/>
         </w:rPr>
         <w:t>́</w:t>
       </w:r>
@@ -10442,15 +10552,15 @@
           <w:b/>
           <w:color w:val="000000"/>
           <w:sz w:val="24"/>
-          <w:szCs w:val="24"/>
-        </w:rPr>
-        <w:t>ння мого</w:t>
-      </w:r>
-      <w:r>
-        <w:rPr>
-          <w:rFonts w:ascii="Times New Roman" w:hAnsi="Times New Roman"/>
-          <w:sz w:val="24"/>
-          <w:szCs w:val="24"/>
+        </w:rPr>
+        <w:t>ться моли</w:t>
+      </w:r>
+      <w:r>
+        <w:rPr>
+          <w:rFonts w:ascii="Times New Roman" w:hAnsi="Times New Roman"/>
+          <w:b/>
+          <w:color w:val="000000"/>
+          <w:sz w:val="24"/>
         </w:rPr>
         <w:t>́</w:t>
       </w:r>
@@ -10460,15 +10570,15 @@
           <w:b/>
           <w:color w:val="000000"/>
           <w:sz w:val="24"/>
-          <w:szCs w:val="24"/>
-        </w:rPr>
-        <w:t>,* коли</w:t>
-      </w:r>
-      <w:r>
-        <w:rPr>
-          <w:rFonts w:ascii="Times New Roman" w:hAnsi="Times New Roman"/>
-          <w:sz w:val="24"/>
-          <w:szCs w:val="24"/>
+        </w:rPr>
+        <w:t>тва моя</w:t>
+      </w:r>
+      <w:r>
+        <w:rPr>
+          <w:rFonts w:ascii="Times New Roman" w:hAnsi="Times New Roman"/>
+          <w:b/>
+          <w:color w:val="000000"/>
+          <w:sz w:val="24"/>
         </w:rPr>
         <w:t>́</w:t>
       </w:r>
@@ -10478,15 +10588,15 @@
           <w:b/>
           <w:color w:val="000000"/>
           <w:sz w:val="24"/>
-          <w:szCs w:val="24"/>
-        </w:rPr>
-        <w:t xml:space="preserve"> взива</w:t>
-      </w:r>
-      <w:r>
-        <w:rPr>
-          <w:rFonts w:ascii="Times New Roman" w:hAnsi="Times New Roman"/>
-          <w:sz w:val="24"/>
-          <w:szCs w:val="24"/>
+        </w:rPr>
+        <w:t>,* мов кади</w:t>
+      </w:r>
+      <w:r>
+        <w:rPr>
+          <w:rFonts w:ascii="Times New Roman" w:hAnsi="Times New Roman"/>
+          <w:b/>
+          <w:color w:val="000000"/>
+          <w:sz w:val="24"/>
         </w:rPr>
         <w:t>́</w:t>
       </w:r>
@@ -10496,15 +10606,15 @@
           <w:b/>
           <w:color w:val="000000"/>
           <w:sz w:val="24"/>
-          <w:szCs w:val="24"/>
-        </w:rPr>
-        <w:t>ю до Те</w:t>
-      </w:r>
-      <w:r>
-        <w:rPr>
-          <w:rFonts w:ascii="Times New Roman" w:hAnsi="Times New Roman"/>
-          <w:sz w:val="24"/>
-          <w:szCs w:val="24"/>
+        </w:rPr>
+        <w:t>ло пе</w:t>
+      </w:r>
+      <w:r>
+        <w:rPr>
+          <w:rFonts w:ascii="Times New Roman" w:hAnsi="Times New Roman"/>
+          <w:b/>
+          <w:color w:val="000000"/>
+          <w:sz w:val="24"/>
         </w:rPr>
         <w:t>́</w:t>
       </w:r>
@@ -10514,15 +10624,15 @@
           <w:b/>
           <w:color w:val="000000"/>
           <w:sz w:val="24"/>
-          <w:szCs w:val="24"/>
-        </w:rPr>
-        <w:t>бе.* Ви</w:t>
-      </w:r>
-      <w:r>
-        <w:rPr>
-          <w:rFonts w:ascii="Times New Roman" w:hAnsi="Times New Roman"/>
-          <w:sz w:val="24"/>
-          <w:szCs w:val="24"/>
+        </w:rPr>
+        <w:t>ред Тобо</w:t>
+      </w:r>
+      <w:r>
+        <w:rPr>
+          <w:rFonts w:ascii="Times New Roman" w:hAnsi="Times New Roman"/>
+          <w:b/>
+          <w:color w:val="000000"/>
+          <w:sz w:val="24"/>
         </w:rPr>
         <w:t>́</w:t>
       </w:r>
@@ -10532,15 +10642,114 @@
           <w:b/>
           <w:color w:val="000000"/>
           <w:sz w:val="24"/>
-          <w:szCs w:val="24"/>
+        </w:rPr>
+        <w:t>ю;* підно</w:t>
+      </w:r>
+      <w:r>
+        <w:rPr>
+          <w:rFonts w:ascii="Times New Roman" w:hAnsi="Times New Roman"/>
+          <w:b/>
+          <w:color w:val="000000"/>
+          <w:sz w:val="24"/>
+        </w:rPr>
+        <w:t>́</w:t>
+      </w:r>
+      <w:r>
+        <w:rPr>
+          <w:rFonts w:ascii="Times New Roman" w:hAnsi="Times New Roman"/>
+          <w:b/>
+          <w:color w:val="000000"/>
+          <w:sz w:val="24"/>
+        </w:rPr>
+        <w:t>шення рук мої</w:t>
+      </w:r>
+      <w:r>
+        <w:rPr>
+          <w:rFonts w:ascii="Times New Roman" w:hAnsi="Times New Roman"/>
+          <w:b/>
+          <w:color w:val="000000"/>
+          <w:sz w:val="24"/>
+        </w:rPr>
+        <w:t>́</w:t>
+      </w:r>
+      <w:r>
+        <w:rPr>
+          <w:rFonts w:ascii="Times New Roman" w:hAnsi="Times New Roman"/>
+          <w:b/>
+          <w:color w:val="000000"/>
+          <w:sz w:val="24"/>
+        </w:rPr>
+        <w:t>х,* як же</w:t>
+      </w:r>
+      <w:r>
+        <w:rPr>
+          <w:rFonts w:ascii="Times New Roman" w:hAnsi="Times New Roman"/>
+          <w:b/>
+          <w:color w:val="000000"/>
+          <w:sz w:val="24"/>
+        </w:rPr>
+        <w:t>́</w:t>
+      </w:r>
+      <w:r>
+        <w:rPr>
+          <w:rFonts w:ascii="Times New Roman" w:hAnsi="Times New Roman"/>
+          <w:b/>
+          <w:color w:val="000000"/>
+          <w:sz w:val="24"/>
+        </w:rPr>
+        <w:t>ртва вечі</w:t>
+      </w:r>
+      <w:r>
+        <w:rPr>
+          <w:rFonts w:ascii="Times New Roman" w:hAnsi="Times New Roman"/>
+          <w:b/>
+          <w:color w:val="000000"/>
+          <w:sz w:val="24"/>
+        </w:rPr>
+        <w:t>́</w:t>
+      </w:r>
+      <w:r>
+        <w:rPr>
+          <w:rFonts w:ascii="Times New Roman" w:hAnsi="Times New Roman"/>
+          <w:b/>
+          <w:color w:val="000000"/>
+          <w:sz w:val="24"/>
+        </w:rPr>
+        <w:t xml:space="preserve">рня.* </w:t>
+      </w:r>
+      <w:r>
+        <w:rPr>
+          <w:rFonts w:ascii="Times New Roman" w:hAnsi="Times New Roman"/>
+          <w:b/>
+          <w:color w:val="000000"/>
+          <w:sz w:val="24"/>
+        </w:rPr>
+        <w:t>Ви</w:t>
+      </w:r>
+      <w:r>
+        <w:rPr>
+          <w:rFonts w:ascii="Times New Roman" w:hAnsi="Times New Roman"/>
+          <w:b/>
+          <w:color w:val="000000"/>
+          <w:sz w:val="24"/>
+        </w:rPr>
+        <w:t>́</w:t>
+      </w:r>
+      <w:r>
+        <w:rPr>
+          <w:rFonts w:ascii="Times New Roman" w:hAnsi="Times New Roman"/>
+          <w:b/>
+          <w:color w:val="000000"/>
+          <w:sz w:val="24"/>
         </w:rPr>
         <w:t>слухай мене</w:t>
       </w:r>
       <w:r>
         <w:rPr>
           <w:rFonts w:ascii="Times New Roman" w:hAnsi="Times New Roman"/>
-          <w:sz w:val="24"/>
-          <w:szCs w:val="24"/>
+          <w:b/>
+          <w:color w:val="000000"/>
+          <w:sz w:val="24"/>
         </w:rPr>
         <w:t>́</w:t>
       </w:r>
@@ -10550,15 +10759,15 @@
           <w:b/>
           <w:color w:val="000000"/>
           <w:sz w:val="24"/>
-          <w:szCs w:val="24"/>
         </w:rPr>
         <w:t>, Го</w:t>
       </w:r>
       <w:r>
         <w:rPr>
           <w:rFonts w:ascii="Times New Roman" w:hAnsi="Times New Roman"/>
-          <w:sz w:val="24"/>
-          <w:szCs w:val="24"/>
+          <w:b/>
+          <w:color w:val="000000"/>
+          <w:sz w:val="24"/>
         </w:rPr>
         <w:t>́</w:t>
       </w:r>
@@ -10568,279 +10777,6 @@
           <w:b/>
           <w:color w:val="000000"/>
           <w:sz w:val="24"/>
-          <w:szCs w:val="24"/>
-        </w:rPr>
-        <w:t>споди.</w:t>
-      </w:r>
-    </w:p>
-    <w:p>
-      <w:pPr>
-        <w:spacing w:after="120"/>
-        <w:rPr>
-          <w:rFonts w:ascii="Times New Roman" w:hAnsi="Times New Roman"/>
-          <w:sz w:val="24"/>
-          <w:szCs w:val="24"/>
-        </w:rPr>
-      </w:pPr>
-      <w:r>
-        <w:rPr>
-          <w:rFonts w:ascii="Times New Roman" w:hAnsi="Times New Roman"/>
-          <w:b/>
-          <w:color w:val="000000"/>
-          <w:sz w:val="24"/>
-          <w:szCs w:val="24"/>
-        </w:rPr>
-        <w:t>Неха</w:t>
-      </w:r>
-      <w:r>
-        <w:rPr>
-          <w:rFonts w:ascii="Times New Roman" w:hAnsi="Times New Roman"/>
-          <w:sz w:val="24"/>
-          <w:szCs w:val="24"/>
-        </w:rPr>
-        <w:t>́</w:t>
-      </w:r>
-      <w:r>
-        <w:rPr>
-          <w:rFonts w:ascii="Times New Roman" w:hAnsi="Times New Roman"/>
-          <w:b/>
-          <w:color w:val="000000"/>
-          <w:sz w:val="24"/>
-          <w:szCs w:val="24"/>
-        </w:rPr>
-        <w:t>й піднесе</w:t>
-      </w:r>
-      <w:r>
-        <w:rPr>
-          <w:rFonts w:ascii="Times New Roman" w:hAnsi="Times New Roman"/>
-          <w:sz w:val="24"/>
-          <w:szCs w:val="24"/>
-        </w:rPr>
-        <w:t>́</w:t>
-      </w:r>
-      <w:r>
-        <w:rPr>
-          <w:rFonts w:ascii="Times New Roman" w:hAnsi="Times New Roman"/>
-          <w:b/>
-          <w:color w:val="000000"/>
-          <w:sz w:val="24"/>
-          <w:szCs w:val="24"/>
-        </w:rPr>
-        <w:t>ться моли</w:t>
-      </w:r>
-      <w:r>
-        <w:rPr>
-          <w:rFonts w:ascii="Times New Roman" w:hAnsi="Times New Roman"/>
-          <w:sz w:val="24"/>
-          <w:szCs w:val="24"/>
-        </w:rPr>
-        <w:t>́</w:t>
-      </w:r>
-      <w:r>
-        <w:rPr>
-          <w:rFonts w:ascii="Times New Roman" w:hAnsi="Times New Roman"/>
-          <w:b/>
-          <w:color w:val="000000"/>
-          <w:sz w:val="24"/>
-          <w:szCs w:val="24"/>
-        </w:rPr>
-        <w:t>тва моя</w:t>
-      </w:r>
-      <w:r>
-        <w:rPr>
-          <w:rFonts w:ascii="Times New Roman" w:hAnsi="Times New Roman"/>
-          <w:sz w:val="24"/>
-          <w:szCs w:val="24"/>
-        </w:rPr>
-        <w:t>́</w:t>
-      </w:r>
-      <w:r>
-        <w:rPr>
-          <w:rFonts w:ascii="Times New Roman" w:hAnsi="Times New Roman"/>
-          <w:b/>
-          <w:color w:val="000000"/>
-          <w:sz w:val="24"/>
-          <w:szCs w:val="24"/>
-        </w:rPr>
-        <w:t>,* мов кади</w:t>
-      </w:r>
-      <w:r>
-        <w:rPr>
-          <w:rFonts w:ascii="Times New Roman" w:hAnsi="Times New Roman"/>
-          <w:sz w:val="24"/>
-          <w:szCs w:val="24"/>
-        </w:rPr>
-        <w:t>́</w:t>
-      </w:r>
-      <w:r>
-        <w:rPr>
-          <w:rFonts w:ascii="Times New Roman" w:hAnsi="Times New Roman"/>
-          <w:b/>
-          <w:color w:val="000000"/>
-          <w:sz w:val="24"/>
-          <w:szCs w:val="24"/>
-        </w:rPr>
-        <w:t>ло пе</w:t>
-      </w:r>
-      <w:r>
-        <w:rPr>
-          <w:rFonts w:ascii="Times New Roman" w:hAnsi="Times New Roman"/>
-          <w:sz w:val="24"/>
-          <w:szCs w:val="24"/>
-        </w:rPr>
-        <w:t>́</w:t>
-      </w:r>
-      <w:r>
-        <w:rPr>
-          <w:rFonts w:ascii="Times New Roman" w:hAnsi="Times New Roman"/>
-          <w:b/>
-          <w:color w:val="000000"/>
-          <w:sz w:val="24"/>
-          <w:szCs w:val="24"/>
-        </w:rPr>
-        <w:t>ред Тобо</w:t>
-      </w:r>
-      <w:r>
-        <w:rPr>
-          <w:rFonts w:ascii="Times New Roman" w:hAnsi="Times New Roman"/>
-          <w:sz w:val="24"/>
-          <w:szCs w:val="24"/>
-        </w:rPr>
-        <w:t>́</w:t>
-      </w:r>
-      <w:r>
-        <w:rPr>
-          <w:rFonts w:ascii="Times New Roman" w:hAnsi="Times New Roman"/>
-          <w:b/>
-          <w:color w:val="000000"/>
-          <w:sz w:val="24"/>
-          <w:szCs w:val="24"/>
-        </w:rPr>
-        <w:t>ю;* підно</w:t>
-      </w:r>
-      <w:r>
-        <w:rPr>
-          <w:rFonts w:ascii="Times New Roman" w:hAnsi="Times New Roman"/>
-          <w:sz w:val="24"/>
-          <w:szCs w:val="24"/>
-        </w:rPr>
-        <w:t>́</w:t>
-      </w:r>
-      <w:r>
-        <w:rPr>
-          <w:rFonts w:ascii="Times New Roman" w:hAnsi="Times New Roman"/>
-          <w:b/>
-          <w:color w:val="000000"/>
-          <w:sz w:val="24"/>
-          <w:szCs w:val="24"/>
-        </w:rPr>
-        <w:t>шення рук мої</w:t>
-      </w:r>
-      <w:r>
-        <w:rPr>
-          <w:rFonts w:ascii="Times New Roman" w:hAnsi="Times New Roman"/>
-          <w:sz w:val="24"/>
-          <w:szCs w:val="24"/>
-        </w:rPr>
-        <w:t>́</w:t>
-      </w:r>
-      <w:r>
-        <w:rPr>
-          <w:rFonts w:ascii="Times New Roman" w:hAnsi="Times New Roman"/>
-          <w:b/>
-          <w:color w:val="000000"/>
-          <w:sz w:val="24"/>
-          <w:szCs w:val="24"/>
-        </w:rPr>
-        <w:t>х,* як же</w:t>
-      </w:r>
-      <w:r>
-        <w:rPr>
-          <w:rFonts w:ascii="Times New Roman" w:hAnsi="Times New Roman"/>
-          <w:sz w:val="24"/>
-          <w:szCs w:val="24"/>
-        </w:rPr>
-        <w:t>́</w:t>
-      </w:r>
-      <w:r>
-        <w:rPr>
-          <w:rFonts w:ascii="Times New Roman" w:hAnsi="Times New Roman"/>
-          <w:b/>
-          <w:color w:val="000000"/>
-          <w:sz w:val="24"/>
-          <w:szCs w:val="24"/>
-        </w:rPr>
-        <w:t>ртва вечі</w:t>
-      </w:r>
-      <w:r>
-        <w:rPr>
-          <w:rFonts w:ascii="Times New Roman" w:hAnsi="Times New Roman"/>
-          <w:sz w:val="24"/>
-          <w:szCs w:val="24"/>
-        </w:rPr>
-        <w:t>́</w:t>
-      </w:r>
-      <w:r>
-        <w:rPr>
-          <w:rFonts w:ascii="Times New Roman" w:hAnsi="Times New Roman"/>
-          <w:b/>
-          <w:color w:val="000000"/>
-          <w:sz w:val="24"/>
-          <w:szCs w:val="24"/>
-        </w:rPr>
-        <w:t>рня.* Ви</w:t>
-      </w:r>
-      <w:r>
-        <w:rPr>
-          <w:rFonts w:ascii="Times New Roman" w:hAnsi="Times New Roman"/>
-          <w:sz w:val="24"/>
-          <w:szCs w:val="24"/>
-        </w:rPr>
-        <w:t>́</w:t>
-      </w:r>
-      <w:r>
-        <w:rPr>
-          <w:rFonts w:ascii="Times New Roman" w:hAnsi="Times New Roman"/>
-          <w:b/>
-          <w:color w:val="000000"/>
-          <w:sz w:val="24"/>
-          <w:szCs w:val="24"/>
-        </w:rPr>
-        <w:t>слухай мене</w:t>
-      </w:r>
-      <w:r>
-        <w:rPr>
-          <w:rFonts w:ascii="Times New Roman" w:hAnsi="Times New Roman"/>
-          <w:sz w:val="24"/>
-          <w:szCs w:val="24"/>
-        </w:rPr>
-        <w:t>́</w:t>
-      </w:r>
-      <w:r>
-        <w:rPr>
-          <w:rFonts w:ascii="Times New Roman" w:hAnsi="Times New Roman"/>
-          <w:b/>
-          <w:color w:val="000000"/>
-          <w:sz w:val="24"/>
-          <w:szCs w:val="24"/>
-        </w:rPr>
-        <w:t>, Го</w:t>
-      </w:r>
-      <w:r>
-        <w:rPr>
-          <w:rFonts w:ascii="Times New Roman" w:hAnsi="Times New Roman"/>
-          <w:sz w:val="24"/>
-          <w:szCs w:val="24"/>
-        </w:rPr>
-        <w:t>́</w:t>
-      </w:r>
-      <w:r>
-        <w:rPr>
-          <w:rFonts w:ascii="Times New Roman" w:hAnsi="Times New Roman"/>
-          <w:b/>
-          <w:color w:val="000000"/>
-          <w:sz w:val="24"/>
-          <w:szCs w:val="24"/>
         </w:rPr>
         <w:t>споди.</w:t>
       </w:r>

--- a/flow/20230914_vu_template/drafts/2024-11-u/04-ПН-Йоаникія.docx
+++ b/flow/20230914_vu_template/drafts/2024-11-u/04-ПН-Йоаникія.docx
@@ -1930,9 +1930,8 @@
         <w:rPr>
           <w:rFonts w:ascii="Times New Roman" w:hAnsi="Times New Roman"/>
           <w:i/>
-          <w:color w:val="FF0000"/>
-          <w:sz w:val="24"/>
-          <w:szCs w:val="24"/>
+          <w:color w:val="FF4400"/>
+          <w:sz w:val="24"/>
         </w:rPr>
         <w:t>Священник:</w:t>
       </w:r>
@@ -1940,7 +1939,6 @@
         <w:rPr>
           <w:rFonts w:ascii="Times New Roman" w:hAnsi="Times New Roman"/>
           <w:sz w:val="24"/>
-          <w:szCs w:val="24"/>
         </w:rPr>
         <w:t xml:space="preserve"> Бо Твоє є царство, і сила, і слава, Отця, і Сина, і Святого Духа, нині, і повсякчас, і на віки віків.</w:t>
       </w:r>
@@ -10038,7 +10036,6 @@
           <w:i/>
           <w:color w:val="FF4400"/>
           <w:sz w:val="24"/>
-          <w:szCs w:val="24"/>
         </w:rPr>
         <w:t>Священник:</w:t>
       </w:r>
@@ -10046,17 +10043,8 @@
         <w:rPr>
           <w:rFonts w:ascii="Times New Roman" w:hAnsi="Times New Roman"/>
           <w:sz w:val="24"/>
-          <w:szCs w:val="24"/>
-        </w:rPr>
-        <w:t xml:space="preserve"> Бо Тобі належить усяка слава, честь і пок</w:t>
-      </w:r>
-      <w:r>
-        <w:rPr>
-          <w:rFonts w:ascii="Times New Roman" w:hAnsi="Times New Roman"/>
-          <w:sz w:val="24"/>
-          <w:szCs w:val="24"/>
-        </w:rPr>
-        <w:t>лоніння, Отцю, і Сину, і Святому Духові, нині, і повсякчас, і на віки віків.</w:t>
+        </w:rPr>
+        <w:t xml:space="preserve"> Бо Тобі належить усяка слава, честь і поклоніння, Отцю, і Сину, і Святому Духові, нині, і повсякчас, і на віки віків.</w:t>
       </w:r>
     </w:p>
     <w:p>
@@ -21923,9 +21911,8 @@
         <w:rPr>
           <w:rFonts w:ascii="Times New Roman" w:hAnsi="Times New Roman"/>
           <w:i/>
-          <w:color w:val="FF0000"/>
-          <w:sz w:val="24"/>
-          <w:szCs w:val="24"/>
+          <w:color w:val="FF4400"/>
+          <w:sz w:val="24"/>
         </w:rPr>
         <w:t>Священник:</w:t>
       </w:r>
@@ -21933,7 +21920,6 @@
         <w:rPr>
           <w:rFonts w:ascii="Times New Roman" w:hAnsi="Times New Roman"/>
           <w:sz w:val="24"/>
-          <w:szCs w:val="24"/>
         </w:rPr>
         <w:t xml:space="preserve"> Бо Твоє є царство, і сила, і слава, Отця, і Сина, і Святого Духа, нині, і повсякчас, і на віки віків.</w:t>
       </w:r>
@@ -22518,25 +22504,15 @@
           <w:i/>
           <w:color w:val="FF4400"/>
           <w:sz w:val="24"/>
-          <w:szCs w:val="24"/>
-        </w:rPr>
-        <w:t xml:space="preserve">Священник: </w:t>
-      </w:r>
-      <w:r>
-        <w:rPr>
-          <w:rFonts w:ascii="Times New Roman" w:hAnsi="Times New Roman"/>
-          <w:sz w:val="24"/>
-          <w:szCs w:val="24"/>
-        </w:rPr>
-        <w:t>Бо милостивий і люди</w:t>
-      </w:r>
-      <w:r>
-        <w:rPr>
-          <w:rFonts w:ascii="Times New Roman" w:hAnsi="Times New Roman"/>
-          <w:sz w:val="24"/>
-          <w:szCs w:val="24"/>
-        </w:rPr>
-        <w:t>нолюбний Бог єси, і Тобі славу возсилаємо, Отцю, і Сину, і Святому Духові, нині, і повсякчас, і на віки віків.</w:t>
+        </w:rPr>
+        <w:t>Священник:</w:t>
+      </w:r>
+      <w:r>
+        <w:rPr>
+          <w:rFonts w:ascii="Times New Roman" w:hAnsi="Times New Roman"/>
+          <w:sz w:val="24"/>
+        </w:rPr>
+        <w:t xml:space="preserve"> Бо милостивий і людинолюбний Бог єси, і Тобі славу возсилаємо, Отцю, і Сину, і Святому Духові, нині, і повсякчас, і на віки віків.</w:t>
       </w:r>
     </w:p>
     <w:p>
@@ -22657,19 +22633,47 @@
         <w:rPr>
           <w:rFonts w:ascii="Times New Roman" w:hAnsi="Times New Roman"/>
           <w:i/>
+          <w:color w:val="FF4400"/>
+          <w:sz w:val="24"/>
+        </w:rPr>
+        <w:t>Священник:</w:t>
+      </w:r>
+      <w:r>
+        <w:rPr>
+          <w:rFonts w:ascii="Times New Roman" w:hAnsi="Times New Roman"/>
+          <w:sz w:val="24"/>
+        </w:rPr>
+        <w:t xml:space="preserve"> Сла́ва Тобі́, Хри́сте Бо́же, упова́ння на́ше, сла́ва Тобі́!</w:t>
+      </w:r>
+    </w:p>
+    <w:p>
+      <w:pPr>
+        <w:pStyle w:val="Normal"/>
+        <w:spacing w:after="120"/>
+      </w:pPr>
+      <w:r>
+        <w:rPr>
+          <w:rFonts w:ascii="Times New Roman" w:hAnsi="Times New Roman"/>
+          <w:i/>
           <w:color w:val="FF0000"/>
           <w:sz w:val="24"/>
         </w:rPr>
-        <w:t>Священ</w:t>
-      </w:r>
-      <w:r>
-        <w:rPr>
-          <w:rFonts w:ascii="Times New Roman" w:hAnsi="Times New Roman"/>
-          <w:i/>
+        <w:t>Вірні:</w:t>
+      </w:r>
+      <w:r>
+        <w:rPr>
+          <w:rFonts w:ascii="Times New Roman" w:hAnsi="Times New Roman"/>
           <w:color w:val="FF0000"/>
           <w:sz w:val="24"/>
         </w:rPr>
-        <w:t>н</w:t>
+        <w:t xml:space="preserve"> </w:t>
+      </w:r>
+      <w:r>
+        <w:rPr>
+          <w:rFonts w:ascii="Times New Roman" w:hAnsi="Times New Roman"/>
+          <w:sz w:val="24"/>
+        </w:rPr>
+        <w:t xml:space="preserve">Сла́ва Отцю́, і Си́ну, і Свято́му Ду́хові, і ни́ні, і повсякча́с, і на ві́ки вікі́в. Амі́нь. Го́споди, поми́луй. </w:t>
       </w:r>
       <w:r>
         <w:rPr>
@@ -22678,60 +22682,6 @@
           <w:color w:val="FF0000"/>
           <w:sz w:val="24"/>
         </w:rPr>
-        <w:t>ик:</w:t>
-      </w:r>
-      <w:r>
-        <w:rPr>
-          <w:rFonts w:ascii="Times New Roman" w:hAnsi="Times New Roman"/>
-          <w:color w:val="FF0000"/>
-          <w:sz w:val="24"/>
-        </w:rPr>
-        <w:t xml:space="preserve"> </w:t>
-      </w:r>
-      <w:r>
-        <w:rPr>
-          <w:rFonts w:ascii="Times New Roman" w:hAnsi="Times New Roman"/>
-          <w:sz w:val="24"/>
-        </w:rPr>
-        <w:t>Сла́ва Тобі́, Хри́сте Бо́же, упова́ння на́ше, сла́ва Тобі́!</w:t>
-      </w:r>
-    </w:p>
-    <w:p>
-      <w:pPr>
-        <w:pStyle w:val="Normal"/>
-        <w:spacing w:after="120"/>
-      </w:pPr>
-      <w:r>
-        <w:rPr>
-          <w:rFonts w:ascii="Times New Roman" w:hAnsi="Times New Roman"/>
-          <w:i/>
-          <w:color w:val="FF0000"/>
-          <w:sz w:val="24"/>
-        </w:rPr>
-        <w:t>Вірні:</w:t>
-      </w:r>
-      <w:r>
-        <w:rPr>
-          <w:rFonts w:ascii="Times New Roman" w:hAnsi="Times New Roman"/>
-          <w:color w:val="FF0000"/>
-          <w:sz w:val="24"/>
-        </w:rPr>
-        <w:t xml:space="preserve"> </w:t>
-      </w:r>
-      <w:r>
-        <w:rPr>
-          <w:rFonts w:ascii="Times New Roman" w:hAnsi="Times New Roman"/>
-          <w:sz w:val="24"/>
-        </w:rPr>
-        <w:t xml:space="preserve">Сла́ва Отцю́, і Си́ну, і Свято́му Ду́хові, і ни́ні, і повсякча́с, і на ві́ки вікі́в. Амі́нь. Го́споди, поми́луй. </w:t>
-      </w:r>
-      <w:r>
-        <w:rPr>
-          <w:rFonts w:ascii="Times New Roman" w:hAnsi="Times New Roman"/>
-          <w:i/>
-          <w:color w:val="FF0000"/>
-          <w:sz w:val="24"/>
-        </w:rPr>
         <w:t>(3 р.)</w:t>
       </w:r>
       <w:r>
@@ -22745,82 +22695,38 @@
     <w:p>
       <w:pPr>
         <w:spacing w:after="120"/>
-        <w:jc w:val="both"/>
-        <w:rPr>
-          <w:rFonts w:ascii="Times New Roman" w:hAnsi="Times New Roman"/>
-          <w:sz w:val="24"/>
-          <w:szCs w:val="24"/>
-        </w:rPr>
-      </w:pPr>
-      <w:r>
-        <w:rPr>
-          <w:rFonts w:ascii="Times New Roman" w:hAnsi="Times New Roman"/>
-          <w:i/>
-          <w:color w:val="FF0000"/>
-          <w:sz w:val="24"/>
-          <w:szCs w:val="24"/>
-        </w:rPr>
-        <w:t>Священик:</w:t>
-      </w:r>
-      <w:r>
-        <w:rPr>
-          <w:rFonts w:ascii="Times New Roman" w:hAnsi="Times New Roman"/>
-          <w:color w:val="FF0000"/>
-          <w:sz w:val="24"/>
-          <w:szCs w:val="24"/>
-        </w:rPr>
-        <w:t xml:space="preserve"> </w:t>
-      </w:r>
-      <w:r>
-        <w:rPr>
-          <w:rFonts w:ascii="Times New Roman" w:hAnsi="Times New Roman"/>
-          <w:sz w:val="24"/>
-          <w:szCs w:val="24"/>
-        </w:rPr>
-        <w:t>Христос, істинний Бог наш, молитвами пречистої своєї Матері, заступництвом чесних небесних сил безплотних, святих, славних і всехвальних апостолів, і святого (</w:t>
-      </w:r>
-      <w:r>
-        <w:rPr>
-          <w:rFonts w:ascii="Times New Roman" w:hAnsi="Times New Roman"/>
-          <w:i/>
-          <w:color w:val="FF0000"/>
-          <w:sz w:val="24"/>
-          <w:szCs w:val="24"/>
-        </w:rPr>
-        <w:t>ім'я, якого є храм</w:t>
-      </w:r>
-      <w:r>
-        <w:rPr>
-          <w:rFonts w:ascii="Times New Roman" w:hAnsi="Times New Roman"/>
-          <w:sz w:val="24"/>
-          <w:szCs w:val="24"/>
-        </w:rPr>
-        <w:t>), і пр</w:t>
-      </w:r>
-      <w:r>
-        <w:rPr>
-          <w:rFonts w:ascii="Times New Roman" w:hAnsi="Times New Roman"/>
-          <w:sz w:val="24"/>
-          <w:szCs w:val="24"/>
-        </w:rPr>
-        <w:t xml:space="preserve">еподобного отця нашого </w:t>
-      </w:r>
-      <w:r>
-        <w:rPr>
-          <w:rFonts w:ascii="Times New Roman" w:hAnsi="Times New Roman"/>
-          <w:color w:val="000000"/>
-          <w:sz w:val="24"/>
-          <w:szCs w:val="24"/>
-        </w:rPr>
-        <w:t>Йоаникія Великого, і святого мученика Никандра, єпископа Мирського, і святого Єремея, пресвітера</w:t>
-      </w:r>
-      <w:r>
-        <w:rPr>
-          <w:rFonts w:ascii="Times New Roman" w:hAnsi="Times New Roman"/>
-          <w:sz w:val="24"/>
-          <w:szCs w:val="24"/>
-        </w:rPr>
-        <w:t>, і всіх святих, помилує і спасе нас, як благий і людинолюбний.</w:t>
+      </w:pPr>
+      <w:r>
+        <w:rPr>
+          <w:rFonts w:ascii="Times New Roman" w:hAnsi="Times New Roman"/>
+          <w:i/>
+          <w:color w:val="FF4400"/>
+          <w:sz w:val="24"/>
+        </w:rPr>
+        <w:t>Священник:</w:t>
+      </w:r>
+      <w:r>
+        <w:rPr>
+          <w:rFonts w:ascii="Times New Roman" w:hAnsi="Times New Roman"/>
+          <w:sz w:val="24"/>
+        </w:rPr>
+        <w:t xml:space="preserve"> Христос, істинний Бог наш - молитвами пречистої Своєї Матері, заступництвом чесних небесних сил безтілесних, святих славних і всехвальних апостолів, і святого, </w:t>
+      </w:r>
+      <w:r>
+        <w:rPr>
+          <w:rFonts w:ascii="Times New Roman" w:hAnsi="Times New Roman"/>
+          <w:i/>
+          <w:color w:val="FF4400"/>
+          <w:sz w:val="24"/>
+        </w:rPr>
+        <w:t>якого є храм</w:t>
+      </w:r>
+      <w:r>
+        <w:rPr>
+          <w:rFonts w:ascii="Times New Roman" w:hAnsi="Times New Roman"/>
+          <w:sz w:val="24"/>
+        </w:rPr>
+        <w:t>, і преподобного отця нашого Йоанікія Великого, святого мученика Нікандра, єпископа Мирського, святого Єрмея, пресвітера, і всіх святих - помилує і спасе нас як благий і людинолюбний.</w:t>
       </w:r>
     </w:p>
     <w:p>
@@ -27027,7 +26933,6 @@
           <w:i/>
           <w:color w:val="FF4400"/>
           <w:sz w:val="24"/>
-          <w:szCs w:val="24"/>
         </w:rPr>
         <w:t>Священник:</w:t>
       </w:r>
@@ -27035,17 +26940,8 @@
         <w:rPr>
           <w:rFonts w:ascii="Times New Roman" w:hAnsi="Times New Roman"/>
           <w:sz w:val="24"/>
-          <w:szCs w:val="24"/>
-        </w:rPr>
-        <w:t xml:space="preserve"> Бо Тобі належить усяка слава, честь і поклоніння, О</w:t>
-      </w:r>
-      <w:r>
-        <w:rPr>
-          <w:rFonts w:ascii="Times New Roman" w:hAnsi="Times New Roman"/>
-          <w:sz w:val="24"/>
-          <w:szCs w:val="24"/>
-        </w:rPr>
-        <w:t>тцю, і Сину, і Святому Духові, нині, і повсякчас, і на віки віків.</w:t>
+        </w:rPr>
+        <w:t xml:space="preserve"> Бо Тобі належить усяка слава, честь і поклоніння, Отцю, і Сину, і Святому Духові, нині, і повсякчас, і на віки віків.</w:t>
       </w:r>
     </w:p>
     <w:p>
@@ -27739,27 +27635,15 @@
           <w:i/>
           <w:color w:val="FF4400"/>
           <w:sz w:val="24"/>
-          <w:szCs w:val="24"/>
         </w:rPr>
         <w:t>Священник:</w:t>
       </w:r>
       <w:r>
         <w:rPr>
           <w:rFonts w:ascii="Times New Roman" w:hAnsi="Times New Roman"/>
-          <w:color w:val="000000"/>
-          <w:sz w:val="24"/>
-          <w:szCs w:val="24"/>
-        </w:rPr>
-        <w:t xml:space="preserve"> Бо Твоя є влада і Твоє є царство, і сила, і слава, Отця, і Сина, і </w:t>
-      </w:r>
-      <w:r>
-        <w:rPr>
-          <w:rFonts w:ascii="Times New Roman" w:hAnsi="Times New Roman"/>
-          <w:color w:val="000000"/>
-          <w:sz w:val="24"/>
-          <w:szCs w:val="24"/>
-        </w:rPr>
-        <w:t>Святого Духа, нині, і повсякчас, і на віки віків.</w:t>
+          <w:sz w:val="24"/>
+        </w:rPr>
+        <w:t xml:space="preserve"> Бо Твоя є влада і Твоє є царство, і сила, і слава, Отця, і Сина, і Святого Духа, нині, і повсякчас, і на віки віків.</w:t>
       </w:r>
     </w:p>
     <w:p>
@@ -28124,17 +28008,13 @@
           <w:i/>
           <w:color w:val="FF4400"/>
           <w:sz w:val="24"/>
-          <w:szCs w:val="24"/>
-        </w:rPr>
-        <w:lastRenderedPageBreak/>
+        </w:rPr>
         <w:t>Священник:</w:t>
       </w:r>
       <w:r>
         <w:rPr>
           <w:rFonts w:ascii="Times New Roman" w:hAnsi="Times New Roman"/>
-          <w:color w:val="000000"/>
-          <w:sz w:val="24"/>
-          <w:szCs w:val="24"/>
+          <w:sz w:val="24"/>
         </w:rPr>
         <w:t xml:space="preserve"> Бо Ти благий і людинолюбний Бог – і Тобі славу возсилаємо, Отцю, і Сину, і Святому Духові, нині, і повсякчас, і на віки віків.</w:t>
       </w:r>
@@ -29651,28 +29531,17 @@
         <w:rPr>
           <w:rFonts w:ascii="Times New Roman" w:hAnsi="Times New Roman"/>
           <w:i/>
-          <w:color w:val="FF0000"/>
-          <w:sz w:val="24"/>
-          <w:szCs w:val="24"/>
-        </w:rPr>
-        <w:t xml:space="preserve">Священник: </w:t>
-      </w:r>
-      <w:r>
-        <w:rPr>
-          <w:rFonts w:ascii="Times New Roman" w:hAnsi="Times New Roman"/>
-          <w:color w:val="000000"/>
-          <w:sz w:val="24"/>
-          <w:szCs w:val="24"/>
-        </w:rPr>
-        <w:t>Бо Ти Бог наш і Тобі славу возсилаємо: Отцю, і Сину, і Святому Духові</w:t>
-      </w:r>
-      <w:r>
-        <w:rPr>
-          <w:rFonts w:ascii="Times New Roman" w:hAnsi="Times New Roman"/>
-          <w:sz w:val="24"/>
-          <w:szCs w:val="24"/>
-        </w:rPr>
-        <w:t>, нині, і повсякчас, і на віки віків.</w:t>
+          <w:color w:val="FF4400"/>
+          <w:sz w:val="24"/>
+        </w:rPr>
+        <w:t>Священник:</w:t>
+      </w:r>
+      <w:r>
+        <w:rPr>
+          <w:rFonts w:ascii="Times New Roman" w:hAnsi="Times New Roman"/>
+          <w:sz w:val="24"/>
+        </w:rPr>
+        <w:t xml:space="preserve"> Бо Ти Бог наш і Тобі славу возсилаємо: Отцю, і Сину, і Святому Духові, нині, і повсякчас, і на віки віків.</w:t>
       </w:r>
     </w:p>
     <w:p>
@@ -30760,36 +30629,17 @@
         <w:rPr>
           <w:rFonts w:ascii="Times New Roman" w:hAnsi="Times New Roman"/>
           <w:i/>
-          <w:color w:val="FF0000"/>
-          <w:sz w:val="24"/>
-          <w:szCs w:val="24"/>
-        </w:rPr>
-        <w:t xml:space="preserve">Священник: </w:t>
-      </w:r>
-      <w:r>
-        <w:rPr>
-          <w:rFonts w:ascii="Times New Roman" w:hAnsi="Times New Roman"/>
-          <w:color w:val="000000"/>
-          <w:sz w:val="24"/>
-          <w:szCs w:val="24"/>
-        </w:rPr>
-        <w:t>Бо Ти цар миру і Спас душ наших – і Тобі славу возсилаємо, Отцю, і Сину, і Святому Духові</w:t>
-      </w:r>
-      <w:r>
-        <w:rPr>
-          <w:rFonts w:ascii="Times New Roman" w:hAnsi="Times New Roman"/>
-          <w:sz w:val="24"/>
-          <w:szCs w:val="24"/>
-        </w:rPr>
-        <w:t xml:space="preserve">, нині, і повсякчас, і </w:t>
-      </w:r>
-      <w:r>
-        <w:rPr>
-          <w:rFonts w:ascii="Times New Roman" w:hAnsi="Times New Roman"/>
-          <w:sz w:val="24"/>
-          <w:szCs w:val="24"/>
-        </w:rPr>
-        <w:t>на віки віків.</w:t>
+          <w:color w:val="FF4400"/>
+          <w:sz w:val="24"/>
+        </w:rPr>
+        <w:t>Священник:</w:t>
+      </w:r>
+      <w:r>
+        <w:rPr>
+          <w:rFonts w:ascii="Times New Roman" w:hAnsi="Times New Roman"/>
+          <w:sz w:val="24"/>
+        </w:rPr>
+        <w:t xml:space="preserve"> Бо Ти цар миру і Спас душ наших – і Тобі славу возсилаємо, Отцю, і Сину, і Святому Духові, нині, і повсякчас, і на віки віків.</w:t>
       </w:r>
     </w:p>
     <w:p>
@@ -34517,18 +34367,15 @@
           <w:i/>
           <w:color w:val="FF4400"/>
           <w:sz w:val="24"/>
-          <w:szCs w:val="24"/>
-        </w:rPr>
-        <w:t xml:space="preserve">Священник: </w:t>
-      </w:r>
-      <w:r>
-        <w:rPr>
-          <w:rFonts w:ascii="Times New Roman" w:hAnsi="Times New Roman"/>
-          <w:color w:val="000000"/>
-          <w:sz w:val="24"/>
-          <w:szCs w:val="24"/>
-        </w:rPr>
-        <w:t>Бо до Тебе належить милувати і спасати нас, Боже наш, і Тобі славу возсилаємо, Отцю, і Сину, і Святому Духові, нині, і повсякчас, і на віки віків.</w:t>
+        </w:rPr>
+        <w:t>Священник:</w:t>
+      </w:r>
+      <w:r>
+        <w:rPr>
+          <w:rFonts w:ascii="Times New Roman" w:hAnsi="Times New Roman"/>
+          <w:sz w:val="24"/>
+        </w:rPr>
+        <w:t xml:space="preserve"> Бо до Тебе належить милувати і спасати нас, Боже наш, і Тобі славу возсилаємо, Отцю, і Сину, і Святому Духові, нині, і повсякчас, і на віки віків.</w:t>
       </w:r>
     </w:p>
     <w:p>
@@ -36605,9 +36452,8 @@
         <w:rPr>
           <w:rFonts w:ascii="Times New Roman" w:hAnsi="Times New Roman"/>
           <w:i/>
-          <w:color w:val="FF0000"/>
-          <w:sz w:val="24"/>
-          <w:szCs w:val="24"/>
+          <w:color w:val="FF4400"/>
+          <w:sz w:val="24"/>
         </w:rPr>
         <w:t>Священник:</w:t>
       </w:r>
@@ -36615,17 +36461,8 @@
         <w:rPr>
           <w:rFonts w:ascii="Times New Roman" w:hAnsi="Times New Roman"/>
           <w:sz w:val="24"/>
-          <w:szCs w:val="24"/>
-        </w:rPr>
-        <w:t xml:space="preserve"> Бо Твоє є царство, і сила, і слава, Отця, і Сина, і Святого Духа, нині, і повсякчас, і на віки вікі</w:t>
-      </w:r>
-      <w:r>
-        <w:rPr>
-          <w:rFonts w:ascii="Times New Roman" w:hAnsi="Times New Roman"/>
-          <w:sz w:val="24"/>
-          <w:szCs w:val="24"/>
-        </w:rPr>
-        <w:t>в.</w:t>
+        </w:rPr>
+        <w:t xml:space="preserve"> Бо Твоє є царство, і сила, і слава, Отця, і Сина, і Святого Духа, нині, і повсякчас, і на віки віків.</w:t>
       </w:r>
     </w:p>
     <w:p>
@@ -37189,17 +37026,15 @@
           <w:i/>
           <w:color w:val="FF4400"/>
           <w:sz w:val="24"/>
-          <w:szCs w:val="24"/>
-        </w:rPr>
-        <w:t xml:space="preserve">Священник: </w:t>
-      </w:r>
-      <w:r>
-        <w:rPr>
-          <w:rFonts w:ascii="Times New Roman" w:hAnsi="Times New Roman"/>
-          <w:sz w:val="24"/>
-          <w:szCs w:val="24"/>
-        </w:rPr>
-        <w:t>Бо милостивий і людинолюбний Бог єси, і Тобі славу возсилаємо, Отцю, і Сину, і Святому Духові, нині, і повсякчас, і на віки віків.</w:t>
+        </w:rPr>
+        <w:t>Священник:</w:t>
+      </w:r>
+      <w:r>
+        <w:rPr>
+          <w:rFonts w:ascii="Times New Roman" w:hAnsi="Times New Roman"/>
+          <w:sz w:val="24"/>
+        </w:rPr>
+        <w:t xml:space="preserve"> Бо милостивий і людинолюбний Бог єси, і Тобі славу возсилаємо, Отцю, і Сину, і Святому Духові, нині, і повсякчас, і на віки віків.</w:t>
       </w:r>
     </w:p>
     <w:p>
@@ -37320,19 +37155,47 @@
         <w:rPr>
           <w:rFonts w:ascii="Times New Roman" w:hAnsi="Times New Roman"/>
           <w:i/>
+          <w:color w:val="FF4400"/>
+          <w:sz w:val="24"/>
+        </w:rPr>
+        <w:t>Священник:</w:t>
+      </w:r>
+      <w:r>
+        <w:rPr>
+          <w:rFonts w:ascii="Times New Roman" w:hAnsi="Times New Roman"/>
+          <w:sz w:val="24"/>
+        </w:rPr>
+        <w:t xml:space="preserve"> Сла́ва Тобі́, Хри́сте Бо́же, упова́ння на́ше, сла́ва Тобі́!</w:t>
+      </w:r>
+    </w:p>
+    <w:p>
+      <w:pPr>
+        <w:pStyle w:val="Normal"/>
+        <w:spacing w:after="120"/>
+      </w:pPr>
+      <w:r>
+        <w:rPr>
+          <w:rFonts w:ascii="Times New Roman" w:hAnsi="Times New Roman"/>
+          <w:i/>
           <w:color w:val="FF0000"/>
           <w:sz w:val="24"/>
         </w:rPr>
-        <w:t>Священ</w:t>
-      </w:r>
-      <w:r>
-        <w:rPr>
-          <w:rFonts w:ascii="Times New Roman" w:hAnsi="Times New Roman"/>
-          <w:i/>
+        <w:t>Вірні:</w:t>
+      </w:r>
+      <w:r>
+        <w:rPr>
+          <w:rFonts w:ascii="Times New Roman" w:hAnsi="Times New Roman"/>
           <w:color w:val="FF0000"/>
           <w:sz w:val="24"/>
         </w:rPr>
-        <w:t>н</w:t>
+        <w:t xml:space="preserve"> </w:t>
+      </w:r>
+      <w:r>
+        <w:rPr>
+          <w:rFonts w:ascii="Times New Roman" w:hAnsi="Times New Roman"/>
+          <w:sz w:val="24"/>
+        </w:rPr>
+        <w:t xml:space="preserve">Сла́ва Отцю́, і Си́ну, і Свято́му Ду́хові, і ни́ні, і повсякча́с, і на ві́ки вікі́в. Амі́нь. Го́споди, поми́луй. </w:t>
       </w:r>
       <w:r>
         <w:rPr>
@@ -37341,60 +37204,6 @@
           <w:color w:val="FF0000"/>
           <w:sz w:val="24"/>
         </w:rPr>
-        <w:t>ик:</w:t>
-      </w:r>
-      <w:r>
-        <w:rPr>
-          <w:rFonts w:ascii="Times New Roman" w:hAnsi="Times New Roman"/>
-          <w:color w:val="FF0000"/>
-          <w:sz w:val="24"/>
-        </w:rPr>
-        <w:t xml:space="preserve"> </w:t>
-      </w:r>
-      <w:r>
-        <w:rPr>
-          <w:rFonts w:ascii="Times New Roman" w:hAnsi="Times New Roman"/>
-          <w:sz w:val="24"/>
-        </w:rPr>
-        <w:t>Сла́ва Тобі́, Хри́сте Бо́же, упова́ння на́ше, сла́ва Тобі́!</w:t>
-      </w:r>
-    </w:p>
-    <w:p>
-      <w:pPr>
-        <w:pStyle w:val="Normal"/>
-        <w:spacing w:after="120"/>
-      </w:pPr>
-      <w:r>
-        <w:rPr>
-          <w:rFonts w:ascii="Times New Roman" w:hAnsi="Times New Roman"/>
-          <w:i/>
-          <w:color w:val="FF0000"/>
-          <w:sz w:val="24"/>
-        </w:rPr>
-        <w:t>Вірні:</w:t>
-      </w:r>
-      <w:r>
-        <w:rPr>
-          <w:rFonts w:ascii="Times New Roman" w:hAnsi="Times New Roman"/>
-          <w:color w:val="FF0000"/>
-          <w:sz w:val="24"/>
-        </w:rPr>
-        <w:t xml:space="preserve"> </w:t>
-      </w:r>
-      <w:r>
-        <w:rPr>
-          <w:rFonts w:ascii="Times New Roman" w:hAnsi="Times New Roman"/>
-          <w:sz w:val="24"/>
-        </w:rPr>
-        <w:t xml:space="preserve">Сла́ва Отцю́, і Си́ну, і Свято́му Ду́хові, і ни́ні, і повсякча́с, і на ві́ки вікі́в. Амі́нь. Го́споди, поми́луй. </w:t>
-      </w:r>
-      <w:r>
-        <w:rPr>
-          <w:rFonts w:ascii="Times New Roman" w:hAnsi="Times New Roman"/>
-          <w:i/>
-          <w:color w:val="FF0000"/>
-          <w:sz w:val="24"/>
-        </w:rPr>
         <w:t>(3 р.)</w:t>
       </w:r>
       <w:r>
@@ -37408,82 +37217,38 @@
     <w:p>
       <w:pPr>
         <w:spacing w:after="120"/>
-        <w:jc w:val="both"/>
-        <w:rPr>
-          <w:rFonts w:ascii="Times New Roman" w:hAnsi="Times New Roman"/>
-          <w:sz w:val="24"/>
-          <w:szCs w:val="24"/>
-        </w:rPr>
-      </w:pPr>
-      <w:r>
-        <w:rPr>
-          <w:rFonts w:ascii="Times New Roman" w:hAnsi="Times New Roman"/>
-          <w:i/>
-          <w:color w:val="FF0000"/>
-          <w:sz w:val="24"/>
-          <w:szCs w:val="24"/>
-        </w:rPr>
-        <w:t>Священик:</w:t>
-      </w:r>
-      <w:r>
-        <w:rPr>
-          <w:rFonts w:ascii="Times New Roman" w:hAnsi="Times New Roman"/>
-          <w:color w:val="FF0000"/>
-          <w:sz w:val="24"/>
-          <w:szCs w:val="24"/>
-        </w:rPr>
-        <w:t xml:space="preserve"> </w:t>
-      </w:r>
-      <w:r>
-        <w:rPr>
-          <w:rFonts w:ascii="Times New Roman" w:hAnsi="Times New Roman"/>
-          <w:sz w:val="24"/>
-          <w:szCs w:val="24"/>
-        </w:rPr>
-        <w:t>Христос, істинний Бог наш, молитвами пречистої своєї Матері, заступництвом чесних небесних сил безплотних, святих, славних і всехвальних апостолів, і святого (</w:t>
-      </w:r>
-      <w:r>
-        <w:rPr>
-          <w:rFonts w:ascii="Times New Roman" w:hAnsi="Times New Roman"/>
-          <w:i/>
-          <w:color w:val="FF0000"/>
-          <w:sz w:val="24"/>
-          <w:szCs w:val="24"/>
-        </w:rPr>
-        <w:t>ім'я, якого є храм</w:t>
-      </w:r>
-      <w:r>
-        <w:rPr>
-          <w:rFonts w:ascii="Times New Roman" w:hAnsi="Times New Roman"/>
-          <w:sz w:val="24"/>
-          <w:szCs w:val="24"/>
-        </w:rPr>
-        <w:t>), і пре</w:t>
-      </w:r>
-      <w:r>
-        <w:rPr>
-          <w:rFonts w:ascii="Times New Roman" w:hAnsi="Times New Roman"/>
-          <w:sz w:val="24"/>
-          <w:szCs w:val="24"/>
-        </w:rPr>
-        <w:t xml:space="preserve">подобного отця нашого </w:t>
-      </w:r>
-      <w:r>
-        <w:rPr>
-          <w:rFonts w:ascii="Times New Roman" w:hAnsi="Times New Roman"/>
-          <w:color w:val="000000"/>
-          <w:sz w:val="24"/>
-          <w:szCs w:val="24"/>
-        </w:rPr>
-        <w:t>Йоаникія Великого, і святого мученика Никандра, єпископа Мирського, і святого Єремея, пресвітера</w:t>
-      </w:r>
-      <w:r>
-        <w:rPr>
-          <w:rFonts w:ascii="Times New Roman" w:hAnsi="Times New Roman"/>
-          <w:sz w:val="24"/>
-          <w:szCs w:val="24"/>
-        </w:rPr>
-        <w:t>, і всіх святих, помилує і спасе нас, як благий і людинолюбний.</w:t>
+      </w:pPr>
+      <w:r>
+        <w:rPr>
+          <w:rFonts w:ascii="Times New Roman" w:hAnsi="Times New Roman"/>
+          <w:i/>
+          <w:color w:val="FF4400"/>
+          <w:sz w:val="24"/>
+        </w:rPr>
+        <w:t>Священник:</w:t>
+      </w:r>
+      <w:r>
+        <w:rPr>
+          <w:rFonts w:ascii="Times New Roman" w:hAnsi="Times New Roman"/>
+          <w:sz w:val="24"/>
+        </w:rPr>
+        <w:t xml:space="preserve"> Христос, істинний Бог наш - молитвами пречистої Своєї Матері, заступництвом чесних небесних сил безтілесних, святих славних і всехвальних апостолів, і святого, </w:t>
+      </w:r>
+      <w:r>
+        <w:rPr>
+          <w:rFonts w:ascii="Times New Roman" w:hAnsi="Times New Roman"/>
+          <w:i/>
+          <w:color w:val="FF4400"/>
+          <w:sz w:val="24"/>
+        </w:rPr>
+        <w:t>якого є храм</w:t>
+      </w:r>
+      <w:r>
+        <w:rPr>
+          <w:rFonts w:ascii="Times New Roman" w:hAnsi="Times New Roman"/>
+          <w:sz w:val="24"/>
+        </w:rPr>
+        <w:t>, і преподобного отця нашого Йоанікія Великого, святого мученика Нікандра, єпископа Мирського, святого Єрмея, пресвітера, і всіх святих - помилує і спасе нас як благий і людинолюбний.</w:t>
       </w:r>
     </w:p>
     <w:p>
